--- a/MATEUS ARAUJO MONTEIRO new.docx
+++ b/MATEUS ARAUJO MONTEIRO new.docx
@@ -89,6 +89,9 @@
     </w:p>
     <w:p>
       <w:r>
+        <w:t xml:space="preserve">Rua Aparecido Ribeiro Damasceno, Bairro </w:t>
+      </w:r>
+      <w:r>
         <w:t>Leitão, Louveira – SP, 13290-000</w:t>
       </w:r>
       <w:r>
@@ -103,7 +106,7 @@
     <w:p>
       <w:r>
         <w:pict w14:anchorId="5581DC51">
-          <v:rect id="_x0000_i1097" style="width:0;height:1.5pt" o:hralign="center" o:hrstd="t" o:hr="t" fillcolor="#a0a0a0" stroked="f"/>
+          <v:rect id="_x0000_i1025" style="width:0;height:1.5pt" o:hralign="center" o:hrstd="t" o:hr="t" fillcolor="#a0a0a0" stroked="f"/>
         </w:pict>
       </w:r>
     </w:p>
@@ -186,7 +189,7 @@
     <w:p>
       <w:r>
         <w:pict w14:anchorId="71EDE5AA">
-          <v:rect id="_x0000_i1098" style="width:0;height:1.5pt" o:hralign="center" o:hrstd="t" o:hr="t" fillcolor="#a0a0a0" stroked="f"/>
+          <v:rect id="_x0000_i1026" style="width:0;height:1.5pt" o:hralign="center" o:hrstd="t" o:hr="t" fillcolor="#a0a0a0" stroked="f"/>
         </w:pict>
       </w:r>
     </w:p>
@@ -351,7 +354,7 @@
     <w:p>
       <w:r>
         <w:pict w14:anchorId="4E90AD95">
-          <v:rect id="_x0000_i1099" style="width:0;height:1.5pt" o:hralign="center" o:hrstd="t" o:hr="t" fillcolor="#a0a0a0" stroked="f"/>
+          <v:rect id="_x0000_i1027" style="width:0;height:1.5pt" o:hralign="center" o:hrstd="t" o:hr="t" fillcolor="#a0a0a0" stroked="f"/>
         </w:pict>
       </w:r>
     </w:p>
@@ -542,7 +545,7 @@
       <w:r>
         <w:lastRenderedPageBreak/>
         <w:pict w14:anchorId="1F600CAA">
-          <v:rect id="_x0000_i1100" style="width:0;height:1.5pt" o:hralign="center" o:hrstd="t" o:hr="t" fillcolor="#a0a0a0" stroked="f"/>
+          <v:rect id="_x0000_i1028" style="width:0;height:1.5pt" o:hralign="center" o:hrstd="t" o:hr="t" fillcolor="#a0a0a0" stroked="f"/>
         </w:pict>
       </w:r>
     </w:p>
@@ -626,7 +629,7 @@
     <w:p>
       <w:r>
         <w:pict w14:anchorId="42D29FF0">
-          <v:rect id="_x0000_i1101" style="width:0;height:1.5pt" o:hralign="center" o:hrstd="t" o:hr="t" fillcolor="#a0a0a0" stroked="f"/>
+          <v:rect id="_x0000_i1029" style="width:0;height:1.5pt" o:hralign="center" o:hrstd="t" o:hr="t" fillcolor="#a0a0a0" stroked="f"/>
         </w:pict>
       </w:r>
     </w:p>
@@ -707,7 +710,7 @@
     <w:p>
       <w:r>
         <w:pict w14:anchorId="254E8D49">
-          <v:rect id="_x0000_i1102" style="width:0;height:1.5pt" o:hralign="center" o:hrstd="t" o:hr="t" fillcolor="#a0a0a0" stroked="f"/>
+          <v:rect id="_x0000_i1030" style="width:0;height:1.5pt" o:hralign="center" o:hrstd="t" o:hr="t" fillcolor="#a0a0a0" stroked="f"/>
         </w:pict>
       </w:r>
     </w:p>
@@ -754,7 +757,7 @@
     <w:p>
       <w:r>
         <w:pict w14:anchorId="518EEDDA">
-          <v:rect id="_x0000_i1103" style="width:0;height:1.5pt" o:hralign="center" o:hrstd="t" o:hr="t" fillcolor="#a0a0a0" stroked="f"/>
+          <v:rect id="_x0000_i1031" style="width:0;height:1.5pt" o:hralign="center" o:hrstd="t" o:hr="t" fillcolor="#a0a0a0" stroked="f"/>
         </w:pict>
       </w:r>
     </w:p>
@@ -818,7 +821,7 @@
     <w:p>
       <w:r>
         <w:pict w14:anchorId="7347B735">
-          <v:rect id="_x0000_i1104" style="width:0;height:1.5pt" o:hralign="center" o:hrstd="t" o:hr="t" fillcolor="#a0a0a0" stroked="f"/>
+          <v:rect id="_x0000_i1032" style="width:0;height:1.5pt" o:hralign="center" o:hrstd="t" o:hr="t" fillcolor="#a0a0a0" stroked="f"/>
         </w:pict>
       </w:r>
     </w:p>
@@ -877,7 +880,7 @@
     <w:p>
       <w:r>
         <w:pict w14:anchorId="214C657D">
-          <v:rect id="_x0000_i1105" style="width:0;height:1.5pt" o:hralign="center" o:hrstd="t" o:hr="t" fillcolor="#a0a0a0" stroked="f"/>
+          <v:rect id="_x0000_i1033" style="width:0;height:1.5pt" o:hralign="center" o:hrstd="t" o:hr="t" fillcolor="#a0a0a0" stroked="f"/>
         </w:pict>
       </w:r>
     </w:p>
@@ -1007,13 +1010,21 @@
         <w:t>Complementares:</w:t>
       </w:r>
       <w:r>
-        <w:t xml:space="preserve"> Power BI, SharePoint, IoT (IFAL – 20h), Robótica com Arduino (IFAL – 20h), Segurança da Informação e Governança (DHL).</w:t>
+        <w:t xml:space="preserve"> Power BI, SharePoint, IoT (IFAL – 20h), </w:t>
+      </w:r>
+      <w:proofErr w:type="gramStart"/>
+      <w:r>
+        <w:t>Robótica</w:t>
+      </w:r>
+      <w:proofErr w:type="gramEnd"/>
+      <w:r>
+        <w:t xml:space="preserve"> com Arduino (IFAL – 20h), Segurança da Informação e Governança (DHL).</w:t>
       </w:r>
     </w:p>
     <w:p>
       <w:r>
         <w:pict w14:anchorId="0ADE425B">
-          <v:rect id="_x0000_i1106" style="width:0;height:1.5pt" o:hralign="center" o:hrstd="t" o:hr="t" fillcolor="#a0a0a0" stroked="f"/>
+          <v:rect id="_x0000_i1034" style="width:0;height:1.5pt" o:hralign="center" o:hrstd="t" o:hr="t" fillcolor="#a0a0a0" stroked="f"/>
         </w:pict>
       </w:r>
     </w:p>
@@ -1071,7 +1082,7 @@
     <w:p>
       <w:r>
         <w:pict w14:anchorId="0BA45DA6">
-          <v:rect id="_x0000_i1107" style="width:0;height:1.5pt" o:hralign="center" o:hrstd="t" o:hr="t" fillcolor="#a0a0a0" stroked="f"/>
+          <v:rect id="_x0000_i1035" style="width:0;height:1.5pt" o:hralign="center" o:hrstd="t" o:hr="t" fillcolor="#a0a0a0" stroked="f"/>
         </w:pict>
       </w:r>
     </w:p>
@@ -1148,7 +1159,7 @@
     <w:p>
       <w:r>
         <w:pict w14:anchorId="3BA972CF">
-          <v:rect id="_x0000_i1108" style="width:0;height:1.5pt" o:hralign="center" o:hrstd="t" o:hr="t" fillcolor="#a0a0a0" stroked="f"/>
+          <v:rect id="_x0000_i1036" style="width:0;height:1.5pt" o:hralign="center" o:hrstd="t" o:hr="t" fillcolor="#a0a0a0" stroked="f"/>
         </w:pict>
       </w:r>
     </w:p>
